--- a/CAML_RNA_manuscript.docx
+++ b/CAML_RNA_manuscript.docx
@@ -5353,7 +5353,7 @@
           <w:i w:val="0"/>
           <w:sz w:val="24"/>
         </w:rPr>
-        <w:t>The 143-complex RNA–ligand dataset, all pre-computed feature arrays (ES+CS Betti curves, CPF, RNA-FM embeddings), out-of-fold prediction files, trained model pipelines, and all analysis scripts (Steps 1–33) are available at https://github.com/[repository]. The NA-L nucleic acid–ligand database from which the dataset derives is available at http://[na-l-database-url].</w:t>
+        <w:t>The 143-complex RNA–ligand dataset, all pre-computed feature arrays (ES+CS Betti curves, CPF, RNA-FM embeddings), out-of-fold prediction files, trained model pipelines, and all analysis scripts (Steps 1–33) are available at https://github.com/precisionmatics/CAML_RNA. The NA-L nucleic acid–ligand database from which the dataset derives is available at http://[na-l-database-url].</w:t>
       </w:r>
     </w:p>
     <w:p>
